--- a/Etapa Construcción - Iteración 3/Diseño/Especificacion CU03 Asignar Rol - Kairos - NexTech.docx
+++ b/Etapa Construcción - Iteración 3/Diseño/Especificacion CU03 Asignar Rol - Kairos - NexTech.docx
@@ -1175,12 +1175,12 @@
             <wp:extent cx="1200150" cy="1200150"/>
             <wp:effectExtent b="0" l="0" r="0" t="0"/>
             <wp:wrapSquare wrapText="bothSides" distB="0" distT="0" distL="114300" distR="114300"/>
-            <wp:docPr descr="psi-negro.png" id="121" name="image2.png"/>
+            <wp:docPr descr="psi-negro.png" id="121" name="image3.png"/>
             <a:graphic>
               <a:graphicData uri="http://schemas.openxmlformats.org/drawingml/2006/picture">
                 <pic:pic>
                   <pic:nvPicPr>
-                    <pic:cNvPr descr="psi-negro.png" id="0" name="image2.png"/>
+                    <pic:cNvPr descr="psi-negro.png" id="0" name="image3.png"/>
                     <pic:cNvPicPr preferRelativeResize="0"/>
                   </pic:nvPicPr>
                   <pic:blipFill>
@@ -1232,12 +1232,12 @@
             <wp:extent cx="1304925" cy="2019300"/>
             <wp:effectExtent b="0" l="0" r="0" t="0"/>
             <wp:wrapSquare wrapText="bothSides" distB="0" distT="0" distL="114300" distR="114300"/>
-            <wp:docPr descr="UNPA.JPG" id="122" name="image3.jpg"/>
+            <wp:docPr descr="UNPA.JPG" id="122" name="image1.jpg"/>
             <a:graphic>
               <a:graphicData uri="http://schemas.openxmlformats.org/drawingml/2006/picture">
                 <pic:pic>
                   <pic:nvPicPr>
-                    <pic:cNvPr descr="UNPA.JPG" id="0" name="image3.jpg"/>
+                    <pic:cNvPr descr="UNPA.JPG" id="0" name="image1.jpg"/>
                     <pic:cNvPicPr preferRelativeResize="0"/>
                   </pic:nvPicPr>
                   <pic:blipFill>
@@ -1375,7 +1375,7 @@
     </w:p>
     <w:sdt>
       <w:sdtPr>
-        <w:id w:val="-1446439137"/>
+        <w:id w:val="442119574"/>
         <w:docPartObj>
           <w:docPartGallery w:val="Table of Contents"/>
           <w:docPartUnique w:val="1"/>
@@ -1482,7 +1482,72 @@
                 <w:vertAlign w:val="baseline"/>
                 <w:rtl w:val="0"/>
               </w:rPr>
-              <w:t xml:space="preserve">Especificación del CU22: Ver reporte</w:t>
+              <w:t xml:space="preserve">Especificación del CU</w:t>
+            </w:r>
+          </w:hyperlink>
+          <w:hyperlink w:anchor="_heading=h.ncnjke955axu">
+            <w:r>
+              <w:rPr>
+                <w:b w:val="1"/>
+                <w:bCs w:val="1"/>
+                <w:sz w:val="28"/>
+                <w:szCs w:val="28"/>
+                <w:rtl w:val="0"/>
+              </w:rPr>
+              <w:t xml:space="preserve">03</w:t>
+            </w:r>
+          </w:hyperlink>
+          <w:hyperlink w:anchor="_heading=h.ncnjke955axu">
+            <w:r>
+              <w:rPr>
+                <w:rFonts w:ascii="Calibri" w:cs="Calibri" w:eastAsia="Calibri" w:hAnsi="Calibri"/>
+                <w:b w:val="1"/>
+                <w:bCs w:val="1"/>
+                <w:i w:val="0"/>
+                <w:iCs w:val="0"/>
+                <w:smallCaps w:val="0"/>
+                <w:strike w:val="0"/>
+                <w:color w:val="000000"/>
+                <w:sz w:val="28"/>
+                <w:szCs w:val="28"/>
+                <w:u w:val="none"/>
+                <w:shd w:fill="auto" w:val="clear"/>
+                <w:vertAlign w:val="baseline"/>
+                <w:rtl w:val="0"/>
+              </w:rPr>
+              <w:t xml:space="preserve">: </w:t>
+            </w:r>
+          </w:hyperlink>
+          <w:hyperlink w:anchor="_heading=h.ncnjke955axu">
+            <w:r>
+              <w:rPr>
+                <w:b w:val="1"/>
+                <w:bCs w:val="1"/>
+                <w:sz w:val="28"/>
+                <w:szCs w:val="28"/>
+                <w:rtl w:val="0"/>
+              </w:rPr>
+              <w:t xml:space="preserve">Asignar Rol</w:t>
+            </w:r>
+          </w:hyperlink>
+          <w:hyperlink w:anchor="_heading=h.ncnjke955axu">
+            <w:r>
+              <w:rPr>
+                <w:rFonts w:ascii="Calibri" w:cs="Calibri" w:eastAsia="Calibri" w:hAnsi="Calibri"/>
+                <w:b w:val="1"/>
+                <w:bCs w:val="1"/>
+                <w:i w:val="0"/>
+                <w:iCs w:val="0"/>
+                <w:smallCaps w:val="0"/>
+                <w:strike w:val="0"/>
+                <w:color w:val="000000"/>
+                <w:sz w:val="28"/>
+                <w:szCs w:val="28"/>
+                <w:u w:val="none"/>
+                <w:shd w:fill="auto" w:val="clear"/>
+                <w:vertAlign w:val="baseline"/>
+                <w:rtl w:val="0"/>
+              </w:rPr>
               <w:tab/>
               <w:t xml:space="preserve">3</w:t>
             </w:r>
@@ -2157,7 +2222,7 @@
     <w:sdt>
       <w:sdtPr>
         <w:lock w:val="contentLocked"/>
-        <w:id w:val="1176771016"/>
+        <w:id w:val="-1633241634"/>
         <w:tag w:val="goog_rdk_0"/>
       </w:sdtPr>
       <w:sdtContent>
@@ -2613,7 +2678,33 @@
                   <w:rPr>
                     <w:rtl w:val="0"/>
                   </w:rPr>
-                  <w:t xml:space="preserve">El líder selecciona un usuario de la lista del proyecto. El sistema despliega los roles disponibles.</w:t>
+                  <w:t xml:space="preserve">La </w:t>
+                </w:r>
+                <w:r>
+                  <w:rPr>
+                    <w:u w:val="single"/>
+                    <w:rtl w:val="0"/>
+                  </w:rPr>
+                  <w:t xml:space="preserve">PantallaRoles</w:t>
+                </w:r>
+                <w:r>
+                  <w:rPr>
+                    <w:rtl w:val="0"/>
+                  </w:rPr>
+                  <w:t xml:space="preserve"> envía el evento seleccionarUsuario(usuario) a la </w:t>
+                </w:r>
+                <w:r>
+                  <w:rPr>
+                    <w:u w:val="single"/>
+                    <w:rtl w:val="0"/>
+                  </w:rPr>
+                  <w:t xml:space="preserve">InterfazUsuario</w:t>
+                </w:r>
+                <w:r>
+                  <w:rPr>
+                    <w:rtl w:val="0"/>
+                  </w:rPr>
+                  <w:t xml:space="preserve">.</w:t>
                 </w:r>
               </w:p>
             </w:tc>
@@ -2709,7 +2800,33 @@
                   <w:rPr>
                     <w:rtl w:val="0"/>
                   </w:rPr>
-                  <w:t xml:space="preserve">El líder selecciona uno o más roles y confirma la acción.</w:t>
+                  <w:t xml:space="preserve">La </w:t>
+                </w:r>
+                <w:r>
+                  <w:rPr>
+                    <w:u w:val="single"/>
+                    <w:rtl w:val="0"/>
+                  </w:rPr>
+                  <w:t xml:space="preserve">PantallaRoles </w:t>
+                </w:r>
+                <w:r>
+                  <w:rPr>
+                    <w:rtl w:val="0"/>
+                  </w:rPr>
+                  <w:t xml:space="preserve">envía el evento confirmarAsignacion(usuario, rol) a la </w:t>
+                </w:r>
+                <w:r>
+                  <w:rPr>
+                    <w:u w:val="single"/>
+                    <w:rtl w:val="0"/>
+                  </w:rPr>
+                  <w:t xml:space="preserve">InterfazUsuario</w:t>
+                </w:r>
+                <w:r>
+                  <w:rPr>
+                    <w:rtl w:val="0"/>
+                  </w:rPr>
+                  <w:t xml:space="preserve">.</w:t>
                 </w:r>
               </w:p>
             </w:tc>
@@ -2805,7 +2922,20 @@
                   <w:rPr>
                     <w:rtl w:val="0"/>
                   </w:rPr>
-                  <w:t xml:space="preserve">La InterfazUsuario envía el evento </w:t>
+                  <w:t xml:space="preserve">La </w:t>
+                </w:r>
+                <w:r>
+                  <w:rPr>
+                    <w:u w:val="single"/>
+                    <w:rtl w:val="0"/>
+                  </w:rPr>
+                  <w:t xml:space="preserve">InterfazUsuario</w:t>
+                </w:r>
+                <w:r>
+                  <w:rPr>
+                    <w:rtl w:val="0"/>
+                  </w:rPr>
+                  <w:t xml:space="preserve"> envía el evento </w:t>
                 </w:r>
                 <w:r>
                   <w:rPr>
@@ -2823,7 +2953,142 @@
                   <w:rPr>
                     <w:rtl w:val="0"/>
                   </w:rPr>
-                  <w:t xml:space="preserve"> al ManejadorUsuario.</w:t>
+                  <w:t xml:space="preserve"> al </w:t>
+                </w:r>
+                <w:r>
+                  <w:rPr>
+                    <w:u w:val="single"/>
+                    <w:rtl w:val="0"/>
+                  </w:rPr>
+                  <w:t xml:space="preserve">ManejadorUsuario</w:t>
+                </w:r>
+                <w:r>
+                  <w:rPr>
+                    <w:rtl w:val="0"/>
+                  </w:rPr>
+                  <w:t xml:space="preserve">.</w:t>
+                </w:r>
+              </w:p>
+            </w:tc>
+          </w:tr>
+          <w:tr>
+            <w:trPr>
+              <w:cantSplit w:val="0"/>
+              <w:trHeight w:val="765" w:hRule="atLeast"/>
+              <w:tblHeader w:val="0"/>
+            </w:trPr>
+            <w:tc>
+              <w:tcPr>
+                <w:vMerge w:val="continue"/>
+                <w:shd w:fill="auto" w:val="clear"/>
+                <w:tcMar>
+                  <w:top w:w="100.0" w:type="dxa"/>
+                  <w:left w:w="100.0" w:type="dxa"/>
+                  <w:bottom w:w="100.0" w:type="dxa"/>
+                  <w:right w:w="100.0" w:type="dxa"/>
+                </w:tcMar>
+                <w:vAlign w:val="top"/>
+              </w:tcPr>
+              <w:p>
+                <w:pPr>
+                  <w:widowControl w:val="0"/>
+                  <w:spacing w:after="0" w:before="0" w:line="240" w:lineRule="auto"/>
+                  <w:ind w:left="0" w:firstLine="0"/>
+                  <w:rPr/>
+                </w:pPr>
+                <w:r>
+                  <w:rPr>
+                    <w:rtl w:val="0"/>
+                  </w:rPr>
+                </w:r>
+              </w:p>
+            </w:tc>
+            <w:tc>
+              <w:tcPr>
+                <w:tcBorders>
+                  <w:top w:color="000000" w:space="0" w:sz="8" w:val="single"/>
+                  <w:left w:color="000000" w:space="0" w:sz="8" w:val="single"/>
+                  <w:bottom w:color="000000" w:space="0" w:sz="8" w:val="single"/>
+                  <w:right w:color="000000" w:space="0" w:sz="8" w:val="single"/>
+                </w:tcBorders>
+                <w:tcMar>
+                  <w:top w:w="100.0" w:type="dxa"/>
+                  <w:left w:w="100.0" w:type="dxa"/>
+                  <w:bottom w:w="100.0" w:type="dxa"/>
+                  <w:right w:w="100.0" w:type="dxa"/>
+                </w:tcMar>
+                <w:vAlign w:val="top"/>
+              </w:tcPr>
+              <w:p>
+                <w:pPr>
+                  <w:widowControl w:val="0"/>
+                  <w:spacing w:before="0" w:line="240" w:lineRule="auto"/>
+                  <w:ind w:left="0"/>
+                  <w:jc w:val="center"/>
+                  <w:rPr/>
+                </w:pPr>
+                <w:r>
+                  <w:rPr>
+                    <w:rtl w:val="0"/>
+                  </w:rPr>
+                  <w:t xml:space="preserve">4</w:t>
+                </w:r>
+              </w:p>
+            </w:tc>
+            <w:tc>
+              <w:tcPr>
+                <w:tcBorders>
+                  <w:top w:color="000000" w:space="0" w:sz="8" w:val="single"/>
+                  <w:left w:color="000000" w:space="0" w:sz="8" w:val="single"/>
+                  <w:bottom w:color="000000" w:space="0" w:sz="8" w:val="single"/>
+                  <w:right w:color="000000" w:space="0" w:sz="8" w:val="single"/>
+                </w:tcBorders>
+                <w:tcMar>
+                  <w:top w:w="100.0" w:type="dxa"/>
+                  <w:left w:w="100.0" w:type="dxa"/>
+                  <w:bottom w:w="100.0" w:type="dxa"/>
+                  <w:right w:w="100.0" w:type="dxa"/>
+                </w:tcMar>
+                <w:vAlign w:val="top"/>
+              </w:tcPr>
+              <w:p>
+                <w:pPr>
+                  <w:widowControl w:val="0"/>
+                  <w:spacing w:before="0" w:line="240" w:lineRule="auto"/>
+                  <w:ind w:left="0"/>
+                  <w:rPr/>
+                </w:pPr>
+                <w:r>
+                  <w:rPr>
+                    <w:rtl w:val="0"/>
+                  </w:rPr>
+                  <w:t xml:space="preserve">El </w:t>
+                </w:r>
+                <w:r>
+                  <w:rPr>
+                    <w:u w:val="single"/>
+                    <w:rtl w:val="0"/>
+                  </w:rPr>
+                  <w:t xml:space="preserve">ManejadorUsuario</w:t>
+                </w:r>
+                <w:r>
+                  <w:rPr>
+                    <w:rtl w:val="0"/>
+                  </w:rPr>
+                  <w:t xml:space="preserve"> valida los datos y solicita a la Entidad </w:t>
+                </w:r>
+                <w:r>
+                  <w:rPr>
+                    <w:u w:val="single"/>
+                    <w:rtl w:val="0"/>
+                  </w:rPr>
+                  <w:t xml:space="preserve">Usuario</w:t>
+                </w:r>
+                <w:r>
+                  <w:rPr>
+                    <w:rtl w:val="0"/>
+                  </w:rPr>
+                  <w:t xml:space="preserve"> actualizar el rol asignado.</w:t>
                 </w:r>
               </w:p>
             </w:tc>
@@ -2888,7 +3153,7 @@
                   <w:rPr>
                     <w:rtl w:val="0"/>
                   </w:rPr>
-                  <w:t xml:space="preserve">4</w:t>
+                  <w:t xml:space="preserve">5</w:t>
                 </w:r>
               </w:p>
             </w:tc>
@@ -2919,19 +3184,33 @@
                   <w:rPr>
                     <w:rtl w:val="0"/>
                   </w:rPr>
-                  <w:t xml:space="preserve">El </w:t>
-                </w:r>
-                <w:r>
-                  <w:rPr>
-                    <w:rtl w:val="0"/>
-                  </w:rPr>
-                  <w:t xml:space="preserve">ManejadorUsuario</w:t>
-                </w:r>
-                <w:r>
-                  <w:rPr>
-                    <w:rtl w:val="0"/>
-                  </w:rPr>
-                  <w:t xml:space="preserve"> valida los datos y solicita a la Entidad Usuario actualizar el rol asignado.</w:t>
+                  <w:t xml:space="preserve">La Entidad </w:t>
+                </w:r>
+                <w:r>
+                  <w:rPr>
+                    <w:u w:val="single"/>
+                    <w:rtl w:val="0"/>
+                  </w:rPr>
+                  <w:t xml:space="preserve">Usuario</w:t>
+                </w:r>
+                <w:r>
+                  <w:rPr>
+                    <w:rtl w:val="0"/>
+                  </w:rPr>
+                  <w:t xml:space="preserve"> envía la solicitud a la</w:t>
+                </w:r>
+                <w:r>
+                  <w:rPr>
+                    <w:u w:val="single"/>
+                    <w:rtl w:val="0"/>
+                  </w:rPr>
+                  <w:t xml:space="preserve"> InterfazBDD</w:t>
+                </w:r>
+                <w:r>
+                  <w:rPr>
+                    <w:rtl w:val="0"/>
+                  </w:rPr>
+                  <w:t xml:space="preserve">, quien guarda los cambios en la BDD.</w:t>
                 </w:r>
               </w:p>
             </w:tc>
@@ -2996,7 +3275,7 @@
                   <w:rPr>
                     <w:rtl w:val="0"/>
                   </w:rPr>
-                  <w:t xml:space="preserve">5</w:t>
+                  <w:t xml:space="preserve">6</w:t>
                 </w:r>
               </w:p>
             </w:tc>
@@ -3027,7 +3306,129 @@
                   <w:rPr>
                     <w:rtl w:val="0"/>
                   </w:rPr>
-                  <w:t xml:space="preserve">La Entidad Usuario envía la solicitud a la InterfazBDD, quien guarda los cambios en la BDD.</w:t>
+                  <w:t xml:space="preserve">La InterfazBDD confirma la actualización y devuelve la respuesta al </w:t>
+                </w:r>
+                <w:r>
+                  <w:rPr>
+                    <w:u w:val="single"/>
+                    <w:rtl w:val="0"/>
+                  </w:rPr>
+                  <w:t xml:space="preserve">ManejadorUsuario</w:t>
+                </w:r>
+                <w:r>
+                  <w:rPr>
+                    <w:rtl w:val="0"/>
+                  </w:rPr>
+                  <w:t xml:space="preserve">.</w:t>
+                </w:r>
+              </w:p>
+            </w:tc>
+          </w:tr>
+          <w:tr>
+            <w:trPr>
+              <w:cantSplit w:val="0"/>
+              <w:trHeight w:val="420" w:hRule="atLeast"/>
+              <w:tblHeader w:val="0"/>
+            </w:trPr>
+            <w:tc>
+              <w:tcPr>
+                <w:vMerge w:val="continue"/>
+                <w:shd w:fill="auto" w:val="clear"/>
+                <w:tcMar>
+                  <w:top w:w="100.0" w:type="dxa"/>
+                  <w:left w:w="100.0" w:type="dxa"/>
+                  <w:bottom w:w="100.0" w:type="dxa"/>
+                  <w:right w:w="100.0" w:type="dxa"/>
+                </w:tcMar>
+                <w:vAlign w:val="top"/>
+              </w:tcPr>
+              <w:p>
+                <w:pPr>
+                  <w:widowControl w:val="0"/>
+                  <w:spacing w:after="0" w:before="0" w:line="240" w:lineRule="auto"/>
+                  <w:ind w:left="0" w:firstLine="0"/>
+                  <w:rPr/>
+                </w:pPr>
+                <w:r>
+                  <w:rPr>
+                    <w:rtl w:val="0"/>
+                  </w:rPr>
+                </w:r>
+              </w:p>
+            </w:tc>
+            <w:tc>
+              <w:tcPr>
+                <w:tcBorders>
+                  <w:top w:color="000000" w:space="0" w:sz="8" w:val="single"/>
+                  <w:left w:color="000000" w:space="0" w:sz="8" w:val="single"/>
+                  <w:bottom w:color="000000" w:space="0" w:sz="8" w:val="single"/>
+                  <w:right w:color="000000" w:space="0" w:sz="8" w:val="single"/>
+                </w:tcBorders>
+                <w:tcMar>
+                  <w:top w:w="100.0" w:type="dxa"/>
+                  <w:left w:w="100.0" w:type="dxa"/>
+                  <w:bottom w:w="100.0" w:type="dxa"/>
+                  <w:right w:w="100.0" w:type="dxa"/>
+                </w:tcMar>
+                <w:vAlign w:val="top"/>
+              </w:tcPr>
+              <w:p>
+                <w:pPr>
+                  <w:widowControl w:val="0"/>
+                  <w:spacing w:before="0" w:line="240" w:lineRule="auto"/>
+                  <w:ind w:left="0"/>
+                  <w:jc w:val="center"/>
+                  <w:rPr/>
+                </w:pPr>
+                <w:r>
+                  <w:rPr>
+                    <w:rtl w:val="0"/>
+                  </w:rPr>
+                  <w:t xml:space="preserve">7</w:t>
+                </w:r>
+              </w:p>
+            </w:tc>
+            <w:tc>
+              <w:tcPr>
+                <w:tcBorders>
+                  <w:top w:color="000000" w:space="0" w:sz="8" w:val="single"/>
+                  <w:left w:color="000000" w:space="0" w:sz="8" w:val="single"/>
+                  <w:bottom w:color="000000" w:space="0" w:sz="8" w:val="single"/>
+                  <w:right w:color="000000" w:space="0" w:sz="8" w:val="single"/>
+                </w:tcBorders>
+                <w:tcMar>
+                  <w:top w:w="100.0" w:type="dxa"/>
+                  <w:left w:w="100.0" w:type="dxa"/>
+                  <w:bottom w:w="100.0" w:type="dxa"/>
+                  <w:right w:w="100.0" w:type="dxa"/>
+                </w:tcMar>
+                <w:vAlign w:val="top"/>
+              </w:tcPr>
+              <w:p>
+                <w:pPr>
+                  <w:widowControl w:val="0"/>
+                  <w:spacing w:before="0" w:line="240" w:lineRule="auto"/>
+                  <w:ind w:left="0"/>
+                  <w:rPr/>
+                </w:pPr>
+                <w:r>
+                  <w:rPr>
+                    <w:rtl w:val="0"/>
+                  </w:rPr>
+                  <w:t xml:space="preserve">El </w:t>
+                </w:r>
+                <w:r>
+                  <w:rPr>
+                    <w:u w:val="single"/>
+                    <w:rtl w:val="0"/>
+                  </w:rPr>
+                  <w:t xml:space="preserve">ManejadorUsuario</w:t>
+                </w:r>
+                <w:r>
+                  <w:rPr>
+                    <w:rtl w:val="0"/>
+                  </w:rPr>
+                  <w:t xml:space="preserve"> envía la confirmación a la InterfazUsuario.</w:t>
                 </w:r>
               </w:p>
             </w:tc>
@@ -3092,7 +3493,7 @@
                   <w:rPr>
                     <w:rtl w:val="0"/>
                   </w:rPr>
-                  <w:t xml:space="preserve">6</w:t>
+                  <w:t xml:space="preserve">8</w:t>
                 </w:r>
               </w:p>
             </w:tc>
@@ -3123,7 +3524,169 @@
                   <w:rPr>
                     <w:rtl w:val="0"/>
                   </w:rPr>
-                  <w:t xml:space="preserve">La InterfazBDD confirma la actualización y devuelve la respuesta al ManejadorUsuario.</w:t>
+                  <w:t xml:space="preserve">El sistema muestra el mensaje “El rol ha sido asignado correctamente” y actualiza la lista de usuarios del proyecto.</w:t>
+                </w:r>
+              </w:p>
+            </w:tc>
+          </w:tr>
+          <w:tr>
+            <w:trPr>
+              <w:cantSplit w:val="0"/>
+              <w:trHeight w:val="420" w:hRule="atLeast"/>
+              <w:tblHeader w:val="0"/>
+            </w:trPr>
+            <w:tc>
+              <w:tcPr>
+                <w:gridSpan w:val="2"/>
+                <w:shd w:fill="auto" w:val="clear"/>
+                <w:tcMar>
+                  <w:top w:w="100.0" w:type="dxa"/>
+                  <w:left w:w="100.0" w:type="dxa"/>
+                  <w:bottom w:w="100.0" w:type="dxa"/>
+                  <w:right w:w="100.0" w:type="dxa"/>
+                </w:tcMar>
+                <w:vAlign w:val="top"/>
+              </w:tcPr>
+              <w:p>
+                <w:pPr>
+                  <w:widowControl w:val="0"/>
+                  <w:spacing w:before="0" w:line="240" w:lineRule="auto"/>
+                  <w:ind w:left="0"/>
+                  <w:rPr/>
+                </w:pPr>
+                <w:r>
+                  <w:rPr>
+                    <w:rtl w:val="0"/>
+                  </w:rPr>
+                  <w:t xml:space="preserve">Extensiones</w:t>
+                </w:r>
+              </w:p>
+            </w:tc>
+            <w:tc>
+              <w:tcPr>
+                <w:shd w:fill="auto" w:val="clear"/>
+                <w:tcMar>
+                  <w:top w:w="100.0" w:type="dxa"/>
+                  <w:left w:w="100.0" w:type="dxa"/>
+                  <w:bottom w:w="100.0" w:type="dxa"/>
+                  <w:right w:w="100.0" w:type="dxa"/>
+                </w:tcMar>
+                <w:vAlign w:val="top"/>
+              </w:tcPr>
+              <w:p>
+                <w:pPr>
+                  <w:widowControl w:val="0"/>
+                  <w:spacing w:before="0" w:line="240" w:lineRule="auto"/>
+                  <w:ind w:left="0"/>
+                  <w:rPr/>
+                </w:pPr>
+                <w:r>
+                  <w:rPr>
+                    <w:rtl w:val="0"/>
+                  </w:rPr>
+                  <w:t xml:space="preserve">Acción de Derivación</w:t>
+                </w:r>
+              </w:p>
+            </w:tc>
+          </w:tr>
+          <w:tr>
+            <w:trPr>
+              <w:cantSplit w:val="0"/>
+              <w:trHeight w:val="420" w:hRule="atLeast"/>
+              <w:tblHeader w:val="0"/>
+            </w:trPr>
+            <w:tc>
+              <w:tcPr>
+                <w:vMerge w:val="restart"/>
+                <w:shd w:fill="auto" w:val="clear"/>
+                <w:tcMar>
+                  <w:top w:w="100.0" w:type="dxa"/>
+                  <w:left w:w="100.0" w:type="dxa"/>
+                  <w:bottom w:w="100.0" w:type="dxa"/>
+                  <w:right w:w="100.0" w:type="dxa"/>
+                </w:tcMar>
+                <w:vAlign w:val="top"/>
+              </w:tcPr>
+              <w:p>
+                <w:pPr>
+                  <w:widowControl w:val="0"/>
+                  <w:spacing w:before="0" w:line="240" w:lineRule="auto"/>
+                  <w:ind w:left="0"/>
+                  <w:rPr/>
+                </w:pPr>
+                <w:r>
+                  <w:rPr>
+                    <w:rtl w:val="0"/>
+                  </w:rPr>
+                </w:r>
+              </w:p>
+            </w:tc>
+            <w:tc>
+              <w:tcPr>
+                <w:shd w:fill="auto" w:val="clear"/>
+                <w:tcMar>
+                  <w:top w:w="100.0" w:type="dxa"/>
+                  <w:left w:w="100.0" w:type="dxa"/>
+                  <w:bottom w:w="100.0" w:type="dxa"/>
+                  <w:right w:w="100.0" w:type="dxa"/>
+                </w:tcMar>
+                <w:vAlign w:val="top"/>
+              </w:tcPr>
+              <w:p>
+                <w:pPr>
+                  <w:widowControl w:val="0"/>
+                  <w:spacing w:before="0" w:line="240" w:lineRule="auto"/>
+                  <w:ind w:left="0"/>
+                  <w:rPr/>
+                </w:pPr>
+                <w:r>
+                  <w:rPr>
+                    <w:rtl w:val="0"/>
+                  </w:rPr>
+                  <w:t xml:space="preserve">2a</w:t>
+                </w:r>
+              </w:p>
+            </w:tc>
+            <w:tc>
+              <w:tcPr>
+                <w:shd w:fill="auto" w:val="clear"/>
+                <w:tcMar>
+                  <w:top w:w="100.0" w:type="dxa"/>
+                  <w:left w:w="100.0" w:type="dxa"/>
+                  <w:bottom w:w="100.0" w:type="dxa"/>
+                  <w:right w:w="100.0" w:type="dxa"/>
+                </w:tcMar>
+                <w:vAlign w:val="top"/>
+              </w:tcPr>
+              <w:p>
+                <w:pPr>
+                  <w:widowControl w:val="0"/>
+                  <w:spacing w:before="0" w:line="240" w:lineRule="auto"/>
+                  <w:ind w:left="0"/>
+                  <w:rPr>
+                    <w:u w:val="single"/>
+                  </w:rPr>
+                </w:pPr>
+                <w:r>
+                  <w:rPr>
+                    <w:u w:val="single"/>
+                    <w:rtl w:val="0"/>
+                  </w:rPr>
+                  <w:t xml:space="preserve">El rol seleccionado ya estaba asignado a ese usuario:</w:t>
+                </w:r>
+              </w:p>
+              <w:p>
+                <w:pPr>
+                  <w:widowControl w:val="0"/>
+                  <w:spacing w:before="0" w:line="240" w:lineRule="auto"/>
+                  <w:ind w:left="0"/>
+                  <w:rPr/>
+                </w:pPr>
+                <w:r>
+                  <w:rPr>
+                    <w:rtl w:val="0"/>
+                  </w:rPr>
+                  <w:t xml:space="preserve">El sistema muestra un mensaje de error y permite reintentar seleccionar un rol.</w:t>
                 </w:r>
               </w:p>
             </w:tc>
@@ -3162,173 +3725,6 @@
             </w:tc>
             <w:tc>
               <w:tcPr>
-                <w:tcBorders>
-                  <w:top w:color="000000" w:space="0" w:sz="8" w:val="single"/>
-                  <w:left w:color="000000" w:space="0" w:sz="8" w:val="single"/>
-                  <w:bottom w:color="000000" w:space="0" w:sz="8" w:val="single"/>
-                  <w:right w:color="000000" w:space="0" w:sz="8" w:val="single"/>
-                </w:tcBorders>
-                <w:tcMar>
-                  <w:top w:w="100.0" w:type="dxa"/>
-                  <w:left w:w="100.0" w:type="dxa"/>
-                  <w:bottom w:w="100.0" w:type="dxa"/>
-                  <w:right w:w="100.0" w:type="dxa"/>
-                </w:tcMar>
-                <w:vAlign w:val="top"/>
-              </w:tcPr>
-              <w:p>
-                <w:pPr>
-                  <w:widowControl w:val="0"/>
-                  <w:spacing w:before="0" w:line="240" w:lineRule="auto"/>
-                  <w:ind w:left="0"/>
-                  <w:jc w:val="center"/>
-                  <w:rPr/>
-                </w:pPr>
-                <w:r>
-                  <w:rPr>
-                    <w:rtl w:val="0"/>
-                  </w:rPr>
-                  <w:t xml:space="preserve">7</w:t>
-                </w:r>
-              </w:p>
-            </w:tc>
-            <w:tc>
-              <w:tcPr>
-                <w:tcBorders>
-                  <w:top w:color="000000" w:space="0" w:sz="8" w:val="single"/>
-                  <w:left w:color="000000" w:space="0" w:sz="8" w:val="single"/>
-                  <w:bottom w:color="000000" w:space="0" w:sz="8" w:val="single"/>
-                  <w:right w:color="000000" w:space="0" w:sz="8" w:val="single"/>
-                </w:tcBorders>
-                <w:tcMar>
-                  <w:top w:w="100.0" w:type="dxa"/>
-                  <w:left w:w="100.0" w:type="dxa"/>
-                  <w:bottom w:w="100.0" w:type="dxa"/>
-                  <w:right w:w="100.0" w:type="dxa"/>
-                </w:tcMar>
-                <w:vAlign w:val="top"/>
-              </w:tcPr>
-              <w:p>
-                <w:pPr>
-                  <w:widowControl w:val="0"/>
-                  <w:spacing w:before="0" w:line="240" w:lineRule="auto"/>
-                  <w:ind w:left="0"/>
-                  <w:rPr/>
-                </w:pPr>
-                <w:r>
-                  <w:rPr>
-                    <w:rtl w:val="0"/>
-                  </w:rPr>
-                  <w:t xml:space="preserve">El ManejadorUsuario envía la confirmación a la InterfazUsuario.</w:t>
-                </w:r>
-              </w:p>
-            </w:tc>
-          </w:tr>
-          <w:tr>
-            <w:trPr>
-              <w:cantSplit w:val="0"/>
-              <w:trHeight w:val="773.935546875" w:hRule="atLeast"/>
-              <w:tblHeader w:val="0"/>
-            </w:trPr>
-            <w:tc>
-              <w:tcPr>
-                <w:vMerge w:val="continue"/>
-                <w:shd w:fill="auto" w:val="clear"/>
-                <w:tcMar>
-                  <w:top w:w="100.0" w:type="dxa"/>
-                  <w:left w:w="100.0" w:type="dxa"/>
-                  <w:bottom w:w="100.0" w:type="dxa"/>
-                  <w:right w:w="100.0" w:type="dxa"/>
-                </w:tcMar>
-                <w:vAlign w:val="top"/>
-              </w:tcPr>
-              <w:p>
-                <w:pPr>
-                  <w:widowControl w:val="0"/>
-                  <w:spacing w:after="0" w:before="0" w:line="240" w:lineRule="auto"/>
-                  <w:ind w:left="0" w:firstLine="0"/>
-                  <w:rPr/>
-                </w:pPr>
-                <w:r>
-                  <w:rPr>
-                    <w:rtl w:val="0"/>
-                  </w:rPr>
-                </w:r>
-              </w:p>
-            </w:tc>
-            <w:tc>
-              <w:tcPr>
-                <w:tcBorders>
-                  <w:top w:color="000000" w:space="0" w:sz="8" w:val="single"/>
-                  <w:left w:color="000000" w:space="0" w:sz="8" w:val="single"/>
-                  <w:bottom w:color="000000" w:space="0" w:sz="8" w:val="single"/>
-                  <w:right w:color="000000" w:space="0" w:sz="8" w:val="single"/>
-                </w:tcBorders>
-                <w:tcMar>
-                  <w:top w:w="100.0" w:type="dxa"/>
-                  <w:left w:w="100.0" w:type="dxa"/>
-                  <w:bottom w:w="100.0" w:type="dxa"/>
-                  <w:right w:w="100.0" w:type="dxa"/>
-                </w:tcMar>
-                <w:vAlign w:val="top"/>
-              </w:tcPr>
-              <w:p>
-                <w:pPr>
-                  <w:widowControl w:val="0"/>
-                  <w:spacing w:before="0" w:line="240" w:lineRule="auto"/>
-                  <w:ind w:left="0"/>
-                  <w:jc w:val="center"/>
-                  <w:rPr/>
-                </w:pPr>
-                <w:r>
-                  <w:rPr>
-                    <w:rtl w:val="0"/>
-                  </w:rPr>
-                  <w:t xml:space="preserve">8</w:t>
-                </w:r>
-              </w:p>
-            </w:tc>
-            <w:tc>
-              <w:tcPr>
-                <w:tcBorders>
-                  <w:top w:color="000000" w:space="0" w:sz="8" w:val="single"/>
-                  <w:left w:color="000000" w:space="0" w:sz="8" w:val="single"/>
-                  <w:bottom w:color="000000" w:space="0" w:sz="8" w:val="single"/>
-                  <w:right w:color="000000" w:space="0" w:sz="8" w:val="single"/>
-                </w:tcBorders>
-                <w:tcMar>
-                  <w:top w:w="100.0" w:type="dxa"/>
-                  <w:left w:w="100.0" w:type="dxa"/>
-                  <w:bottom w:w="100.0" w:type="dxa"/>
-                  <w:right w:w="100.0" w:type="dxa"/>
-                </w:tcMar>
-                <w:vAlign w:val="top"/>
-              </w:tcPr>
-              <w:p>
-                <w:pPr>
-                  <w:widowControl w:val="0"/>
-                  <w:spacing w:before="0" w:line="240" w:lineRule="auto"/>
-                  <w:ind w:left="0"/>
-                  <w:rPr/>
-                </w:pPr>
-                <w:r>
-                  <w:rPr>
-                    <w:rtl w:val="0"/>
-                  </w:rPr>
-                  <w:t xml:space="preserve">El sistema muestra el mensaje “El rol ha sido asignado correctamente” y actualiza la lista de usuarios del proyecto.</w:t>
-                </w:r>
-              </w:p>
-            </w:tc>
-          </w:tr>
-          <w:tr>
-            <w:trPr>
-              <w:cantSplit w:val="0"/>
-              <w:trHeight w:val="420" w:hRule="atLeast"/>
-              <w:tblHeader w:val="0"/>
-            </w:trPr>
-            <w:tc>
-              <w:tcPr>
-                <w:gridSpan w:val="2"/>
                 <w:shd w:fill="auto" w:val="clear"/>
                 <w:tcMar>
                   <w:top w:w="100.0" w:type="dxa"/>
@@ -3349,7 +3745,7 @@
                   <w:rPr>
                     <w:rtl w:val="0"/>
                   </w:rPr>
-                  <w:t xml:space="preserve">Extensiones</w:t>
+                  <w:t xml:space="preserve">3a</w:t>
                 </w:r>
               </w:p>
             </w:tc>
@@ -3375,109 +3771,7 @@
                   <w:rPr>
                     <w:rtl w:val="0"/>
                   </w:rPr>
-                  <w:t xml:space="preserve">Acción de Derivación</w:t>
-                </w:r>
-              </w:p>
-            </w:tc>
-          </w:tr>
-          <w:tr>
-            <w:trPr>
-              <w:cantSplit w:val="0"/>
-              <w:trHeight w:val="420" w:hRule="atLeast"/>
-              <w:tblHeader w:val="0"/>
-            </w:trPr>
-            <w:tc>
-              <w:tcPr>
-                <w:vMerge w:val="restart"/>
-                <w:shd w:fill="auto" w:val="clear"/>
-                <w:tcMar>
-                  <w:top w:w="100.0" w:type="dxa"/>
-                  <w:left w:w="100.0" w:type="dxa"/>
-                  <w:bottom w:w="100.0" w:type="dxa"/>
-                  <w:right w:w="100.0" w:type="dxa"/>
-                </w:tcMar>
-                <w:vAlign w:val="top"/>
-              </w:tcPr>
-              <w:p>
-                <w:pPr>
-                  <w:widowControl w:val="0"/>
-                  <w:spacing w:before="0" w:line="240" w:lineRule="auto"/>
-                  <w:ind w:left="0"/>
-                  <w:rPr/>
-                </w:pPr>
-                <w:r>
-                  <w:rPr>
-                    <w:rtl w:val="0"/>
-                  </w:rPr>
-                </w:r>
-              </w:p>
-            </w:tc>
-            <w:tc>
-              <w:tcPr>
-                <w:shd w:fill="auto" w:val="clear"/>
-                <w:tcMar>
-                  <w:top w:w="100.0" w:type="dxa"/>
-                  <w:left w:w="100.0" w:type="dxa"/>
-                  <w:bottom w:w="100.0" w:type="dxa"/>
-                  <w:right w:w="100.0" w:type="dxa"/>
-                </w:tcMar>
-                <w:vAlign w:val="top"/>
-              </w:tcPr>
-              <w:p>
-                <w:pPr>
-                  <w:widowControl w:val="0"/>
-                  <w:spacing w:before="0" w:line="240" w:lineRule="auto"/>
-                  <w:ind w:left="0"/>
-                  <w:rPr/>
-                </w:pPr>
-                <w:r>
-                  <w:rPr>
-                    <w:rtl w:val="0"/>
-                  </w:rPr>
-                  <w:t xml:space="preserve">2a</w:t>
-                </w:r>
-              </w:p>
-            </w:tc>
-            <w:tc>
-              <w:tcPr>
-                <w:shd w:fill="auto" w:val="clear"/>
-                <w:tcMar>
-                  <w:top w:w="100.0" w:type="dxa"/>
-                  <w:left w:w="100.0" w:type="dxa"/>
-                  <w:bottom w:w="100.0" w:type="dxa"/>
-                  <w:right w:w="100.0" w:type="dxa"/>
-                </w:tcMar>
-                <w:vAlign w:val="top"/>
-              </w:tcPr>
-              <w:p>
-                <w:pPr>
-                  <w:widowControl w:val="0"/>
-                  <w:spacing w:before="0" w:line="240" w:lineRule="auto"/>
-                  <w:ind w:left="0"/>
-                  <w:rPr>
-                    <w:u w:val="single"/>
-                  </w:rPr>
-                </w:pPr>
-                <w:r>
-                  <w:rPr>
-                    <w:u w:val="single"/>
-                    <w:rtl w:val="0"/>
-                  </w:rPr>
-                  <w:t xml:space="preserve">El rol seleccionado ya estaba asignado a ese usuario:</w:t>
-                </w:r>
-              </w:p>
-              <w:p>
-                <w:pPr>
-                  <w:widowControl w:val="0"/>
-                  <w:spacing w:before="0" w:line="240" w:lineRule="auto"/>
-                  <w:ind w:left="0"/>
-                  <w:rPr/>
-                </w:pPr>
-                <w:r>
-                  <w:rPr>
-                    <w:rtl w:val="0"/>
-                  </w:rPr>
-                  <w:t xml:space="preserve">El sistema muestra un mensaje de error y permite reintentar seleccionar un rol.</w:t>
+                  <w:t xml:space="preserve">No se seleccionó ningún rol: se muestra “Debe seleccionar al menos un rol.”</w:t>
                 </w:r>
               </w:p>
             </w:tc>
@@ -3536,7 +3830,7 @@
                   <w:rPr>
                     <w:rtl w:val="0"/>
                   </w:rPr>
-                  <w:t xml:space="preserve">3a</w:t>
+                  <w:t xml:space="preserve">5a</w:t>
                 </w:r>
               </w:p>
             </w:tc>
@@ -3560,16 +3854,9 @@
                 </w:pPr>
                 <w:r>
                   <w:rPr>
-                    <w:u w:val="single"/>
-                    <w:rtl w:val="0"/>
-                  </w:rPr>
-                  <w:t xml:space="preserve">N</w:t>
-                </w:r>
-                <w:r>
-                  <w:rPr>
-                    <w:rtl w:val="0"/>
-                  </w:rPr>
-                  <w:t xml:space="preserve">o se seleccionó ningún rol: se muestra “Debe seleccionar al menos un rol.”</w:t>
+                    <w:rtl w:val="0"/>
+                  </w:rPr>
+                  <w:t xml:space="preserve">Error al guardar: el sistema muestra “Error al asignar el rol. Intente nuevamente.”</w:t>
                 </w:r>
               </w:p>
             </w:tc>
@@ -3628,7 +3915,7 @@
                   <w:rPr>
                     <w:rtl w:val="0"/>
                   </w:rPr>
-                  <w:t xml:space="preserve">5a</w:t>
+                  <w:t xml:space="preserve">5b</w:t>
                 </w:r>
               </w:p>
             </w:tc>
@@ -3654,92 +3941,46 @@
                   <w:rPr>
                     <w:rtl w:val="0"/>
                   </w:rPr>
-                  <w:t xml:space="preserve">Error al guardar: el sistema muestra “Error al asignar el rol. Intente nuevamente.”</w:t>
-                </w:r>
-              </w:p>
-            </w:tc>
-          </w:tr>
-          <w:tr>
-            <w:trPr>
-              <w:cantSplit w:val="0"/>
-              <w:trHeight w:val="420" w:hRule="atLeast"/>
-              <w:tblHeader w:val="0"/>
-            </w:trPr>
-            <w:tc>
-              <w:tcPr>
-                <w:vMerge w:val="continue"/>
-                <w:shd w:fill="auto" w:val="clear"/>
-                <w:tcMar>
-                  <w:top w:w="100.0" w:type="dxa"/>
-                  <w:left w:w="100.0" w:type="dxa"/>
-                  <w:bottom w:w="100.0" w:type="dxa"/>
-                  <w:right w:w="100.0" w:type="dxa"/>
-                </w:tcMar>
-                <w:vAlign w:val="top"/>
-              </w:tcPr>
-              <w:p>
-                <w:pPr>
-                  <w:widowControl w:val="0"/>
-                  <w:spacing w:after="0" w:before="0" w:line="240" w:lineRule="auto"/>
-                  <w:ind w:left="0" w:firstLine="0"/>
-                  <w:rPr/>
-                </w:pPr>
-                <w:r>
-                  <w:rPr>
-                    <w:rtl w:val="0"/>
-                  </w:rPr>
-                </w:r>
-              </w:p>
-            </w:tc>
-            <w:tc>
-              <w:tcPr>
-                <w:shd w:fill="auto" w:val="clear"/>
-                <w:tcMar>
-                  <w:top w:w="100.0" w:type="dxa"/>
-                  <w:left w:w="100.0" w:type="dxa"/>
-                  <w:bottom w:w="100.0" w:type="dxa"/>
-                  <w:right w:w="100.0" w:type="dxa"/>
-                </w:tcMar>
-                <w:vAlign w:val="top"/>
-              </w:tcPr>
-              <w:p>
-                <w:pPr>
-                  <w:widowControl w:val="0"/>
-                  <w:spacing w:before="0" w:line="240" w:lineRule="auto"/>
-                  <w:ind w:left="0"/>
-                  <w:rPr/>
-                </w:pPr>
-                <w:r>
-                  <w:rPr>
-                    <w:rtl w:val="0"/>
-                  </w:rPr>
-                  <w:t xml:space="preserve">5b</w:t>
-                </w:r>
-              </w:p>
-            </w:tc>
-            <w:tc>
-              <w:tcPr>
-                <w:shd w:fill="auto" w:val="clear"/>
-                <w:tcMar>
-                  <w:top w:w="100.0" w:type="dxa"/>
-                  <w:left w:w="100.0" w:type="dxa"/>
-                  <w:bottom w:w="100.0" w:type="dxa"/>
-                  <w:right w:w="100.0" w:type="dxa"/>
-                </w:tcMar>
-                <w:vAlign w:val="top"/>
-              </w:tcPr>
-              <w:p>
-                <w:pPr>
-                  <w:widowControl w:val="0"/>
-                  <w:spacing w:before="0" w:line="240" w:lineRule="auto"/>
-                  <w:ind w:left="0"/>
-                  <w:rPr/>
-                </w:pPr>
-                <w:r>
-                  <w:rPr>
-                    <w:rtl w:val="0"/>
-                  </w:rPr>
-                  <w:t xml:space="preserve">Error de conexión con la base de datos: se muestra “Error de conexión con la base de datos.”</w:t>
+                  <w:t xml:space="preserve">La </w:t>
+                </w:r>
+                <w:r>
+                  <w:rPr>
+                    <w:u w:val="single"/>
+                    <w:rtl w:val="0"/>
+                  </w:rPr>
+                  <w:t xml:space="preserve">InterfazBDD</w:t>
+                </w:r>
+                <w:r>
+                  <w:rPr>
+                    <w:rtl w:val="0"/>
+                  </w:rPr>
+                  <w:t xml:space="preserve"> devuelve un error de conexión al </w:t>
+                </w:r>
+                <w:r>
+                  <w:rPr>
+                    <w:u w:val="single"/>
+                    <w:rtl w:val="0"/>
+                  </w:rPr>
+                  <w:t xml:space="preserve">ManejadorUsuario</w:t>
+                </w:r>
+                <w:r>
+                  <w:rPr>
+                    <w:rtl w:val="0"/>
+                  </w:rPr>
+                  <w:t xml:space="preserve">, quien notifica a la </w:t>
+                </w:r>
+                <w:r>
+                  <w:rPr>
+                    <w:u w:val="single"/>
+                    <w:rtl w:val="0"/>
+                  </w:rPr>
+                  <w:t xml:space="preserve">InterfazUsuario</w:t>
+                </w:r>
+                <w:r>
+                  <w:rPr>
+                    <w:rtl w:val="0"/>
+                  </w:rPr>
+                  <w:t xml:space="preserve"> para mostrar el mensaje correspondiente.</w:t>
                 </w:r>
               </w:p>
             </w:tc>
@@ -5397,12 +5638,12 @@
           <wp:extent cx="669290" cy="669290"/>
           <wp:effectExtent b="0" l="0" r="0" t="0"/>
           <wp:wrapSquare wrapText="bothSides" distB="0" distT="0" distL="114300" distR="114300"/>
-          <wp:docPr descr="psi-negro.png" id="119" name="image2.png"/>
+          <wp:docPr descr="psi-negro.png" id="119" name="image3.png"/>
           <a:graphic>
             <a:graphicData uri="http://schemas.openxmlformats.org/drawingml/2006/picture">
               <pic:pic>
                 <pic:nvPicPr>
-                  <pic:cNvPr descr="psi-negro.png" id="0" name="image2.png"/>
+                  <pic:cNvPr descr="psi-negro.png" id="0" name="image3.png"/>
                   <pic:cNvPicPr preferRelativeResize="0"/>
                 </pic:nvPicPr>
                 <pic:blipFill>
@@ -5442,12 +5683,12 @@
           <wp:extent cx="425450" cy="666750"/>
           <wp:effectExtent b="0" l="0" r="0" t="0"/>
           <wp:wrapSquare wrapText="bothSides" distB="0" distT="0" distL="114300" distR="114300"/>
-          <wp:docPr descr="UNPA.JPG" id="120" name="image1.jpg"/>
+          <wp:docPr descr="UNPA.JPG" id="120" name="image2.jpg"/>
           <a:graphic>
             <a:graphicData uri="http://schemas.openxmlformats.org/drawingml/2006/picture">
               <pic:pic>
                 <pic:nvPicPr>
-                  <pic:cNvPr descr="UNPA.JPG" id="0" name="image1.jpg"/>
+                  <pic:cNvPr descr="UNPA.JPG" id="0" name="image2.jpg"/>
                   <pic:cNvPicPr preferRelativeResize="0"/>
                 </pic:nvPicPr>
                 <pic:blipFill>
